--- a/Hoàng/2025/T4/MÔI TRƯỜNG VIỆT TIẾN & LIÊN DOANH MÔI TRƯỜNG ĐA NĂNG (59 59.1 -2025)/ĐA NĂNG/ĐỀ NGHỊ THANH TOÁN - CÔNG TY LIÊN DANH MÔI TRƯỜNG ĐA NĂNG 2025.docx
+++ b/Hoàng/2025/T4/MÔI TRƯỜNG VIỆT TIẾN & LIÊN DOANH MÔI TRƯỜNG ĐA NĂNG (59 59.1 -2025)/ĐA NĂNG/ĐỀ NGHỊ THANH TOÁN - CÔNG TY LIÊN DANH MÔI TRƯỜNG ĐA NĂNG 2025.docx
@@ -643,7 +643,16 @@
           <w:sz w:val="24"/>
           <w:szCs w:val="24"/>
         </w:rPr>
-        <w:t xml:space="preserve">Công Ty TNHH Môi Trường Việt Tiến </w:t>
+        <w:t>Công Ty TNHH Liên Danh Môi Trường Đa Năng</w:t>
+      </w:r>
+      <w:r>
+        <w:rPr>
+          <w:rFonts w:ascii="Times New Roman" w:hAnsi="Times New Roman"/>
+          <w:i/>
+          <w:sz w:val="24"/>
+          <w:szCs w:val="24"/>
+        </w:rPr>
+        <w:t xml:space="preserve"> </w:t>
       </w:r>
       <w:r>
         <w:rPr>
@@ -726,7 +735,16 @@
           <w:sz w:val="24"/>
           <w:szCs w:val="24"/>
         </w:rPr>
-        <w:t xml:space="preserve">                 </w:t>
+        <w:t>00017908</w:t>
+      </w:r>
+      <w:r>
+        <w:rPr>
+          <w:rFonts w:ascii="Times New Roman" w:hAnsi="Times New Roman"/>
+          <w:i/>
+          <w:sz w:val="24"/>
+          <w:szCs w:val="24"/>
+        </w:rPr>
+        <w:t xml:space="preserve"> </w:t>
       </w:r>
       <w:r>
         <w:rPr>
@@ -753,7 +771,7 @@
           <w:sz w:val="24"/>
           <w:szCs w:val="24"/>
         </w:rPr>
-        <w:t xml:space="preserve">  </w:t>
+        <w:t>20</w:t>
       </w:r>
       <w:r>
         <w:rPr>
@@ -1901,7 +1919,7 @@
                 <v:stroke joinstyle="miter"/>
                 <v:path gradientshapeok="t" o:connecttype="rect"/>
               </v:shapetype>
-              <v:shape id="Text Box 6" o:spid="_x0000_s1026" type="#_x0000_t202" style="position:absolute;left:0;text-align:left;margin-left:0;margin-top:13.3pt;width:153.65pt;height:54pt;z-index:251660288;visibility:visible;mso-wrap-style:square;mso-width-percent:0;mso-height-percent:0;mso-wrap-distance-left:9pt;mso-wrap-distance-top:0;mso-wrap-distance-right:9pt;mso-wrap-distance-bottom:0;mso-position-horizontal:absolute;mso-position-horizontal-relative:margin;mso-position-vertical:absolute;mso-position-vertical-relative:text;mso-width-percent:0;mso-height-percent:0;mso-width-relative:page;mso-height-relative:page;v-text-anchor:top" o:gfxdata="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" stroked="f">
+              <v:shape id="Text Box 6" o:spid="_x0000_s1026" type="#_x0000_t202" style="position:absolute;left:0;text-align:left;margin-left:0;margin-top:13.3pt;width:153.65pt;height:54pt;z-index:251660288;visibility:visible;mso-wrap-style:square;mso-width-percent:0;mso-height-percent:0;mso-wrap-distance-left:9pt;mso-wrap-distance-top:0;mso-wrap-distance-right:9pt;mso-wrap-distance-bottom:0;mso-position-horizontal:absolute;mso-position-horizontal-relative:margin;mso-position-vertical:absolute;mso-position-vertical-relative:text;mso-width-percent:0;mso-height-percent:0;mso-width-relative:page;mso-height-relative:page;v-text-anchor:top" o:gfxdata="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" stroked="f">
                 <v:textbox>
                   <w:txbxContent>
                     <w:p>
@@ -2456,7 +2474,7 @@
               <v:stroke joinstyle="miter"/>
               <v:path gradientshapeok="t" o:connecttype="rect"/>
             </v:shapetype>
-            <v:shape id="Text Box 1" o:spid="_x0000_s1027" type="#_x0000_t202" style="position:absolute;margin-left:210.55pt;margin-top:-24pt;width:261.75pt;height:75.75pt;z-index:251659776;visibility:visible;mso-wrap-style:square;mso-width-percent:0;mso-height-percent:0;mso-wrap-distance-left:9pt;mso-wrap-distance-top:0;mso-wrap-distance-right:9pt;mso-wrap-distance-bottom:0;mso-position-horizontal:right;mso-position-horizontal-relative:margin;mso-position-vertical:absolute;mso-position-vertical-relative:text;mso-width-percent:0;mso-height-percent:0;mso-width-relative:margin;mso-height-relative:margin;v-text-anchor:top" o:gfxdata="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" filled="f" stroked="f">
+            <v:shape id="Text Box 1" o:spid="_x0000_s1027" type="#_x0000_t202" style="position:absolute;margin-left:210.55pt;margin-top:-24pt;width:261.75pt;height:75.75pt;z-index:251659776;visibility:visible;mso-wrap-style:square;mso-width-percent:0;mso-height-percent:0;mso-wrap-distance-left:9pt;mso-wrap-distance-top:0;mso-wrap-distance-right:9pt;mso-wrap-distance-bottom:0;mso-position-horizontal:right;mso-position-horizontal-relative:margin;mso-position-vertical:absolute;mso-position-vertical-relative:text;mso-width-percent:0;mso-height-percent:0;mso-width-relative:margin;mso-height-relative:margin;v-text-anchor:top" o:gfxdata="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" filled="f" stroked="f">
               <v:textbox>
                 <w:txbxContent>
                   <w:p>
